--- a/03_Documents/Procedure.docx
+++ b/03_Documents/Procedure.docx
@@ -1400,15 +1400,7 @@
         <w:t xml:space="preserve"> </w:t>
       </w:r>
       <w:r>
-        <w:t xml:space="preserve">It could be FreeRTOS or it could be </w:t>
-      </w:r>
-      <w:proofErr w:type="spellStart"/>
-      <w:r>
-        <w:t>Embos</w:t>
-      </w:r>
-      <w:proofErr w:type="spellEnd"/>
-      <w:r>
-        <w:t xml:space="preserve"> or it could be any other real time kernel.</w:t>
+        <w:t>It could be FreeRTOS or it could be Embos or it could be any other real time kernel.</w:t>
       </w:r>
     </w:p>
     <w:p>
@@ -1600,15 +1592,7 @@
         <w:spacing w:after="0" w:line="240" w:lineRule="auto"/>
       </w:pPr>
       <w:r>
-        <w:t xml:space="preserve">In this case, the API name could be </w:t>
-      </w:r>
-      <w:proofErr w:type="spellStart"/>
-      <w:r>
-        <w:t>osThreadCreate</w:t>
-      </w:r>
-      <w:proofErr w:type="spellEnd"/>
-      <w:r>
-        <w:t>. This is an API provided by CMSIS-RTOS layer</w:t>
+        <w:t>In this case, the API name could be osThreadCreate. This is an API provided by CMSIS-RTOS layer</w:t>
       </w:r>
       <w:r>
         <w:t xml:space="preserve"> </w:t>
@@ -1646,15 +1630,7 @@
         <w:t xml:space="preserve"> </w:t>
       </w:r>
       <w:r>
-        <w:t xml:space="preserve">FreeRTOS is </w:t>
-      </w:r>
-      <w:proofErr w:type="spellStart"/>
-      <w:r>
-        <w:t>vTaskCreate</w:t>
-      </w:r>
-      <w:proofErr w:type="spellEnd"/>
-      <w:r>
-        <w:t>.</w:t>
+        <w:t>FreeRTOS is vTaskCreate.</w:t>
       </w:r>
     </w:p>
     <w:p>
@@ -1671,31 +1647,13 @@
         <w:t xml:space="preserve"> </w:t>
       </w:r>
       <w:r>
-        <w:t xml:space="preserve">about what is </w:t>
-      </w:r>
-      <w:proofErr w:type="spellStart"/>
-      <w:proofErr w:type="gramStart"/>
-      <w:r>
-        <w:t>a</w:t>
-      </w:r>
-      <w:proofErr w:type="spellEnd"/>
-      <w:proofErr w:type="gramEnd"/>
-      <w:r>
-        <w:t xml:space="preserve"> actual task creation API. It just </w:t>
+        <w:t xml:space="preserve">about what is a actual task creation API. It just </w:t>
       </w:r>
       <w:r>
         <w:t>has</w:t>
       </w:r>
       <w:r>
-        <w:t xml:space="preserve"> to call </w:t>
-      </w:r>
-      <w:proofErr w:type="spellStart"/>
-      <w:r>
-        <w:t>osThreadCreate</w:t>
-      </w:r>
-      <w:proofErr w:type="spellEnd"/>
-      <w:r>
-        <w:t>. Independent of any underlying</w:t>
+        <w:t xml:space="preserve"> to call osThreadCreate. Independent of any underlying</w:t>
       </w:r>
       <w:r>
         <w:t xml:space="preserve"> </w:t>
@@ -2080,23 +2038,7 @@
         <w:sym w:font="Wingdings" w:char="F0E0"/>
       </w:r>
       <w:r>
-        <w:t xml:space="preserve"> </w:t>
-      </w:r>
-      <w:proofErr w:type="spellStart"/>
-      <w:r>
-        <w:t>Src</w:t>
-      </w:r>
-      <w:proofErr w:type="spellEnd"/>
-      <w:r>
-        <w:t xml:space="preserve">, This </w:t>
-      </w:r>
-      <w:proofErr w:type="spellStart"/>
-      <w:r>
-        <w:t>Src</w:t>
-      </w:r>
-      <w:proofErr w:type="spellEnd"/>
-      <w:r>
-        <w:t xml:space="preserve"> is your application layer.</w:t>
+        <w:t xml:space="preserve"> Src, This Src is your application layer.</w:t>
       </w:r>
     </w:p>
     <w:p>
@@ -2519,11 +2461,9 @@
       <w:r>
         <w:sym w:font="Wingdings" w:char="F0E0"/>
       </w:r>
-      <w:proofErr w:type="spellStart"/>
       <w:r>
         <w:t>Project_name</w:t>
       </w:r>
-      <w:proofErr w:type="spellEnd"/>
       <w:r>
         <w:sym w:font="Wingdings" w:char="F0E0"/>
       </w:r>
@@ -2596,15 +2536,7 @@
         <w:t xml:space="preserve"> except </w:t>
       </w:r>
       <w:r>
-        <w:t xml:space="preserve">GCC, </w:t>
-      </w:r>
-      <w:proofErr w:type="spellStart"/>
-      <w:r>
-        <w:t>MemMang</w:t>
-      </w:r>
-      <w:proofErr w:type="spellEnd"/>
-      <w:r>
-        <w:t xml:space="preserve"> and readme, now go inside GCC and delete everything which is not related to your processor architecture.</w:t>
+        <w:t>GCC, MemMang and readme, now go inside GCC and delete everything which is not related to your processor architecture.</w:t>
       </w:r>
     </w:p>
     <w:p>
@@ -2655,7 +2587,13 @@
         <w:ind w:left="360"/>
       </w:pPr>
       <w:r>
-        <w:t>After every this this is how your project folder will look like below.</w:t>
+        <w:t xml:space="preserve">After every </w:t>
+      </w:r>
+      <w:r>
+        <w:t>thing</w:t>
+      </w:r>
+      <w:r>
+        <w:t xml:space="preserve"> this is how your project folder will look like below.</w:t>
       </w:r>
     </w:p>
     <w:p>
@@ -2663,6 +2601,9 @@
         <w:ind w:left="360"/>
       </w:pPr>
       <w:r>
+        <w:rPr>
+          <w:noProof/>
+        </w:rPr>
         <w:lastRenderedPageBreak/>
         <w:drawing>
           <wp:inline distT="0" distB="0" distL="0" distR="0" wp14:anchorId="3DC78037" wp14:editId="5A6E2904">
@@ -2708,13 +2649,8 @@
       <w:r>
         <w:sym w:font="Wingdings" w:char="F0E0"/>
       </w:r>
-      <w:proofErr w:type="spellStart"/>
-      <w:r>
-        <w:t>Scr</w:t>
-      </w:r>
-      <w:proofErr w:type="spellEnd"/>
-      <w:r>
-        <w:t xml:space="preserve"> folder you will find the below things</w:t>
+      <w:r>
+        <w:t>Scr folder you will find the below things</w:t>
       </w:r>
     </w:p>
     <w:p>
@@ -2727,13 +2663,7 @@
         <w:t xml:space="preserve">The </w:t>
       </w:r>
       <w:r>
-        <w:t>stm32f4xx_it.c</w:t>
-      </w:r>
-      <w:r>
-        <w:t xml:space="preserve"> </w:t>
-      </w:r>
-      <w:r>
-        <w:t>contains all the interrupt handlers and system exception handlers.</w:t>
+        <w:t>stm32f4xx_it.c contains all the interrupt handlers and system exception handlers.</w:t>
       </w:r>
     </w:p>
     <w:p>
@@ -2757,11 +2687,9 @@
       <w:r>
         <w:t xml:space="preserve">The </w:t>
       </w:r>
-      <w:proofErr w:type="spellStart"/>
       <w:r>
         <w:t>syscalls.c</w:t>
       </w:r>
-      <w:proofErr w:type="spellEnd"/>
       <w:r>
         <w:t xml:space="preserve"> </w:t>
       </w:r>
@@ -2794,15 +2722,7 @@
         <w:spacing w:after="0" w:line="240" w:lineRule="auto"/>
       </w:pPr>
       <w:r>
-        <w:t xml:space="preserve">And after that, we have got </w:t>
-      </w:r>
-      <w:proofErr w:type="spellStart"/>
-      <w:r>
-        <w:t>sysmem.c</w:t>
-      </w:r>
-      <w:proofErr w:type="spellEnd"/>
-      <w:r>
-        <w:t xml:space="preserve">, which is for heap management. </w:t>
+        <w:t xml:space="preserve">And after that, we have got sysmem.c, which is for heap management. </w:t>
       </w:r>
     </w:p>
     <w:p>
@@ -2832,15 +2752,7 @@
         <w:spacing w:after="0" w:line="240" w:lineRule="auto"/>
       </w:pPr>
       <w:r>
-        <w:t xml:space="preserve">That's why, we don't need this </w:t>
-      </w:r>
-      <w:proofErr w:type="spellStart"/>
-      <w:r>
-        <w:t>sysmem.c</w:t>
-      </w:r>
-      <w:proofErr w:type="spellEnd"/>
-      <w:r>
-        <w:t xml:space="preserve"> for this project. Just right click over that, select</w:t>
+        <w:t>That's why, we don't need this sysmem.c for this project. Just right click over that, select</w:t>
       </w:r>
       <w:r>
         <w:t xml:space="preserve"> </w:t>
@@ -2946,27 +2858,7 @@
         <w:rPr>
           <w:color w:val="EE0000"/>
         </w:rPr>
-        <w:t>#include "</w:t>
-      </w:r>
-      <w:proofErr w:type="spellStart"/>
-      <w:r>
-        <w:rPr>
-          <w:color w:val="EE0000"/>
-        </w:rPr>
-        <w:t>FreeRTOS.h</w:t>
-      </w:r>
-      <w:proofErr w:type="spellEnd"/>
-      <w:r>
-        <w:rPr>
-          <w:color w:val="EE0000"/>
-        </w:rPr>
-        <w:t>"</w:t>
-      </w:r>
-      <w:r>
-        <w:rPr>
-          <w:color w:val="EE0000"/>
-        </w:rPr>
-        <w:t xml:space="preserve"> no such file or directory</w:t>
+        <w:t>#include "FreeRTOS.h" no such file or directory</w:t>
       </w:r>
       <w:r>
         <w:t>)</w:t>
@@ -2991,8 +2883,6 @@
       </w:r>
       <w:r>
         <w:br/>
-      </w:r>
-      <w:r>
         <w:t>The errors are related to missing of header files.</w:t>
       </w:r>
       <w:r>
@@ -3000,15 +2890,7 @@
       </w:r>
       <w:r>
         <w:br/>
-      </w:r>
-      <w:r>
-        <w:t>That means, the build is not able to detect the header files, which are added by the FreeRTOS</w:t>
-      </w:r>
-      <w:r>
-        <w:t xml:space="preserve"> </w:t>
-      </w:r>
-      <w:r>
-        <w:t>Kernel.</w:t>
+        <w:t>That means, the build is not able to detect the header files, which are added by the FreeRTOS Kernel.</w:t>
       </w:r>
     </w:p>
     <w:p>
@@ -3068,66 +2950,38 @@
           <w:rFonts w:ascii="Courier New" w:hAnsi="Courier New" w:cs="Courier New"/>
         </w:rPr>
       </w:pPr>
-      <w:proofErr w:type="gramStart"/>
       <w:r>
         <w:rPr>
           <w:rFonts w:ascii="Courier New" w:hAnsi="Courier New" w:cs="Courier New"/>
         </w:rPr>
-        <w:t>..</w:t>
-      </w:r>
-      <w:proofErr w:type="gramEnd"/>
+        <w:t>../Core/Inc</w:t>
+      </w:r>
       <w:r>
         <w:rPr>
           <w:rFonts w:ascii="Courier New" w:hAnsi="Courier New" w:cs="Courier New"/>
         </w:rPr>
-        <w:t>/Core/Inc</w:t>
+        <w:br/>
+        <w:t>../Drivers/STM32F4xx_HAL_Driver/Inc</w:t>
       </w:r>
       <w:r>
         <w:rPr>
           <w:rFonts w:ascii="Courier New" w:hAnsi="Courier New" w:cs="Courier New"/>
         </w:rPr>
         <w:br/>
+        <w:t>../Drivers/STM32F4xx_HAL_Driver/Inc/Legacy</w:t>
       </w:r>
       <w:r>
         <w:rPr>
           <w:rFonts w:ascii="Courier New" w:hAnsi="Courier New" w:cs="Courier New"/>
         </w:rPr>
-        <w:t>../Drivers/STM32F4xx_HAL_Driver/Inc</w:t>
+        <w:br/>
+        <w:t>../Drivers/CMSIS/Device/ST/STM32F4xx/Include</w:t>
       </w:r>
       <w:r>
         <w:rPr>
           <w:rFonts w:ascii="Courier New" w:hAnsi="Courier New" w:cs="Courier New"/>
         </w:rPr>
         <w:br/>
-      </w:r>
-      <w:r>
-        <w:rPr>
-          <w:rFonts w:ascii="Courier New" w:hAnsi="Courier New" w:cs="Courier New"/>
-        </w:rPr>
-        <w:t>../Drivers/STM32F4xx_HAL_Driver/Inc/Legacy</w:t>
-      </w:r>
-      <w:r>
-        <w:rPr>
-          <w:rFonts w:ascii="Courier New" w:hAnsi="Courier New" w:cs="Courier New"/>
-        </w:rPr>
-        <w:br/>
-      </w:r>
-      <w:r>
-        <w:rPr>
-          <w:rFonts w:ascii="Courier New" w:hAnsi="Courier New" w:cs="Courier New"/>
-        </w:rPr>
-        <w:t>../Drivers/CMSIS/Device/ST/STM32F4xx/Include</w:t>
-      </w:r>
-      <w:r>
-        <w:rPr>
-          <w:rFonts w:ascii="Courier New" w:hAnsi="Courier New" w:cs="Courier New"/>
-        </w:rPr>
-        <w:br/>
-      </w:r>
-      <w:r>
-        <w:rPr>
-          <w:rFonts w:ascii="Courier New" w:hAnsi="Courier New" w:cs="Courier New"/>
-        </w:rPr>
         <w:t>../Drivers/CMSIS/Include</w:t>
       </w:r>
     </w:p>
@@ -3161,15 +3015,7 @@
         <w:sym w:font="Wingdings" w:char="F0E0"/>
       </w:r>
       <w:r>
-        <w:t xml:space="preserve"> </w:t>
-      </w:r>
-      <w:proofErr w:type="spellStart"/>
-      <w:r>
-        <w:t>Project_name</w:t>
-      </w:r>
-      <w:proofErr w:type="spellEnd"/>
-      <w:r>
-        <w:t xml:space="preserve"> </w:t>
+        <w:t xml:space="preserve"> Project_name </w:t>
       </w:r>
       <w:r>
         <w:sym w:font="Wingdings" w:char="F0E0"/>
@@ -3275,15 +3121,7 @@
         <w:spacing w:after="0" w:line="240" w:lineRule="auto"/>
       </w:pPr>
       <w:r>
-        <w:t xml:space="preserve">Now we met with another error that is </w:t>
-      </w:r>
-      <w:proofErr w:type="spellStart"/>
-      <w:r>
-        <w:t>FreeRTOSConfig.h</w:t>
-      </w:r>
-      <w:proofErr w:type="spellEnd"/>
-      <w:r>
-        <w:t>.</w:t>
+        <w:t>Now we met with another error that is FreeRTOSConfig.h.</w:t>
       </w:r>
     </w:p>
     <w:p>
@@ -3297,27 +3135,7 @@
         <w:rPr>
           <w:color w:val="EE0000"/>
         </w:rPr>
-        <w:t>#include "</w:t>
-      </w:r>
-      <w:proofErr w:type="spellStart"/>
-      <w:r>
-        <w:rPr>
-          <w:color w:val="EE0000"/>
-        </w:rPr>
-        <w:t>FreeRTOSConfig.h</w:t>
-      </w:r>
-      <w:proofErr w:type="spellEnd"/>
-      <w:r>
-        <w:rPr>
-          <w:color w:val="EE0000"/>
-        </w:rPr>
-        <w:t>"</w:t>
-      </w:r>
-      <w:r>
-        <w:rPr>
-          <w:color w:val="EE0000"/>
-        </w:rPr>
-        <w:t xml:space="preserve"> no such file or directory</w:t>
+        <w:t>#include "FreeRTOSConfig.h" no such file or directory</w:t>
       </w:r>
       <w:r>
         <w:t>)</w:t>
@@ -3328,15 +3146,7 @@
         <w:spacing w:after="0" w:line="240" w:lineRule="auto"/>
       </w:pPr>
       <w:r>
-        <w:t xml:space="preserve">So, this </w:t>
-      </w:r>
-      <w:proofErr w:type="spellStart"/>
-      <w:r>
-        <w:t>FreeRTOSConfig.h</w:t>
-      </w:r>
-      <w:proofErr w:type="spellEnd"/>
-      <w:r>
-        <w:t xml:space="preserve"> is a configuration</w:t>
+        <w:t>So, this FreeRTOSConfig.h is a configuration</w:t>
       </w:r>
       <w:r>
         <w:t xml:space="preserve"> </w:t>
@@ -3405,75 +3215,14 @@
         <w:rPr>
           <w:rFonts w:ascii="Courier New" w:hAnsi="Courier New" w:cs="Courier New"/>
         </w:rPr>
-        <w:t>"${</w:t>
-      </w:r>
-      <w:proofErr w:type="spellStart"/>
+        <w:t>"${workspace_loc:/${ProjName}/Third_Party/FreeRTOS}"</w:t>
+      </w:r>
       <w:r>
         <w:rPr>
           <w:rFonts w:ascii="Courier New" w:hAnsi="Courier New" w:cs="Courier New"/>
         </w:rPr>
-        <w:t>workspace_loc</w:t>
-      </w:r>
-      <w:proofErr w:type="spellEnd"/>
-      <w:r>
-        <w:rPr>
-          <w:rFonts w:ascii="Courier New" w:hAnsi="Courier New" w:cs="Courier New"/>
-        </w:rPr>
-        <w:t>:/${</w:t>
-      </w:r>
-      <w:proofErr w:type="spellStart"/>
-      <w:r>
-        <w:rPr>
-          <w:rFonts w:ascii="Courier New" w:hAnsi="Courier New" w:cs="Courier New"/>
-        </w:rPr>
-        <w:t>ProjName</w:t>
-      </w:r>
-      <w:proofErr w:type="spellEnd"/>
-      <w:r>
-        <w:rPr>
-          <w:rFonts w:ascii="Courier New" w:hAnsi="Courier New" w:cs="Courier New"/>
-        </w:rPr>
-        <w:t>}/Third_Party/FreeRTOS}"</w:t>
-      </w:r>
-      <w:r>
-        <w:rPr>
-          <w:rFonts w:ascii="Courier New" w:hAnsi="Courier New" w:cs="Courier New"/>
-        </w:rPr>
         <w:br/>
-      </w:r>
-      <w:r>
-        <w:rPr>
-          <w:rFonts w:ascii="Courier New" w:hAnsi="Courier New" w:cs="Courier New"/>
-        </w:rPr>
-        <w:t>"${</w:t>
-      </w:r>
-      <w:proofErr w:type="spellStart"/>
-      <w:r>
-        <w:rPr>
-          <w:rFonts w:ascii="Courier New" w:hAnsi="Courier New" w:cs="Courier New"/>
-        </w:rPr>
-        <w:t>workspace_loc</w:t>
-      </w:r>
-      <w:proofErr w:type="spellEnd"/>
-      <w:r>
-        <w:rPr>
-          <w:rFonts w:ascii="Courier New" w:hAnsi="Courier New" w:cs="Courier New"/>
-        </w:rPr>
-        <w:t>:/${</w:t>
-      </w:r>
-      <w:proofErr w:type="spellStart"/>
-      <w:r>
-        <w:rPr>
-          <w:rFonts w:ascii="Courier New" w:hAnsi="Courier New" w:cs="Courier New"/>
-        </w:rPr>
-        <w:t>ProjName</w:t>
-      </w:r>
-      <w:proofErr w:type="spellEnd"/>
-      <w:r>
-        <w:rPr>
-          <w:rFonts w:ascii="Courier New" w:hAnsi="Courier New" w:cs="Courier New"/>
-        </w:rPr>
-        <w:t>}/Third_Party/FreeRTOS/include}"</w:t>
+        <w:t>"${workspace_loc:/${ProjName}/Third_Party/FreeRTOS/include}"</w:t>
       </w:r>
     </w:p>
     <w:p>
@@ -3513,49 +3262,19 @@
       </w:pPr>
       <w:r>
         <w:lastRenderedPageBreak/>
-        <w:t xml:space="preserve">Adding </w:t>
-      </w:r>
-      <w:proofErr w:type="spellStart"/>
-      <w:r>
-        <w:t>FreeRTOSConfig.h</w:t>
-      </w:r>
-      <w:proofErr w:type="spellEnd"/>
+        <w:t>Adding FreeRTOSConfig.h</w:t>
+      </w:r>
       <w:r>
         <w:t xml:space="preserve"> &amp; what it is in brief</w:t>
       </w:r>
     </w:p>
     <w:p>
       <w:r>
-        <w:t xml:space="preserve">First of all, what is this </w:t>
-      </w:r>
-      <w:proofErr w:type="spellStart"/>
-      <w:r>
-        <w:t>FreeRTOSConfig.h</w:t>
-      </w:r>
-      <w:proofErr w:type="spellEnd"/>
-      <w:r>
-        <w:t xml:space="preserve">? </w:t>
+        <w:t xml:space="preserve">First of all, what is this FreeRTOSConfig.h? </w:t>
       </w:r>
       <w:r>
         <w:br/>
-      </w:r>
-      <w:r>
-        <w:t>As its name indicates, it's a configuration file to customize</w:t>
-      </w:r>
-      <w:r>
-        <w:t xml:space="preserve"> </w:t>
-      </w:r>
-      <w:r>
-        <w:t xml:space="preserve">the FreeRTOS kernel. </w:t>
-      </w:r>
-      <w:r>
-        <w:t>Basically,</w:t>
-      </w:r>
-      <w:r>
-        <w:t xml:space="preserve"> it's a C header file. This header file contains a various configuration </w:t>
-      </w:r>
-      <w:r>
-        <w:t>item’s</w:t>
+        <w:t>As its name indicates, it's a configuration file to customize the FreeRTOS kernel. Basically, it's a C header file. This header file contains a various configuration item’s</w:t>
       </w:r>
       <w:r>
         <w:t xml:space="preserve">, </w:t>
@@ -3576,13 +3295,8 @@
       </w:r>
     </w:p>
     <w:p>
-      <w:proofErr w:type="spellStart"/>
-      <w:r>
-        <w:t>FreeRTOSConfig.h</w:t>
-      </w:r>
-      <w:proofErr w:type="spellEnd"/>
-      <w:r>
-        <w:t xml:space="preserve"> is nothing but collection of various configurable items.</w:t>
+      <w:r>
+        <w:t>FreeRTOSConfig.h is nothing but collection of various configurable items.</w:t>
       </w:r>
       <w:r>
         <w:br/>
@@ -3599,65 +3313,25 @@
     </w:p>
     <w:p>
       <w:r>
-        <w:t xml:space="preserve">For example, let's consider this configuration item </w:t>
-      </w:r>
-      <w:proofErr w:type="spellStart"/>
-      <w:r>
-        <w:t>configUSE_PREEMPTION</w:t>
-      </w:r>
-      <w:proofErr w:type="spellEnd"/>
-      <w:r>
-        <w:t>. If this configuration item</w:t>
-      </w:r>
-      <w:r>
-        <w:t xml:space="preserve"> </w:t>
-      </w:r>
-      <w:r>
-        <w:t xml:space="preserve">is set to 1, then FreeRTOS will be configured for </w:t>
-      </w:r>
-      <w:proofErr w:type="spellStart"/>
-      <w:r>
-        <w:t>preemptive</w:t>
-      </w:r>
-      <w:proofErr w:type="spellEnd"/>
-      <w:r>
-        <w:t xml:space="preserve"> kernel.</w:t>
+        <w:t>For example, let's consider this configuration item configUSE_PREEMPTION. If this configuration item</w:t>
+      </w:r>
+      <w:r>
+        <w:t xml:space="preserve"> </w:t>
+      </w:r>
+      <w:r>
+        <w:t>is set to 1, then FreeRTOS will be configured for preemptive kernel.</w:t>
       </w:r>
       <w:r>
         <w:br/>
       </w:r>
       <w:r>
-        <w:t xml:space="preserve">That means, </w:t>
-      </w:r>
-      <w:proofErr w:type="spellStart"/>
-      <w:r>
-        <w:t>preemption</w:t>
-      </w:r>
-      <w:proofErr w:type="spellEnd"/>
-      <w:r>
-        <w:t xml:space="preserve"> will be enabled inside the </w:t>
-      </w:r>
-      <w:proofErr w:type="spellStart"/>
-      <w:r>
-        <w:t>kenel</w:t>
-      </w:r>
-      <w:proofErr w:type="spellEnd"/>
-      <w:r>
-        <w:t>.</w:t>
-      </w:r>
-      <w:r>
-        <w:t xml:space="preserve"> </w:t>
-      </w:r>
-      <w:r>
-        <w:t xml:space="preserve">If you set this configuration item to 0, then </w:t>
-      </w:r>
-      <w:proofErr w:type="spellStart"/>
-      <w:r>
-        <w:t>preemption</w:t>
-      </w:r>
-      <w:proofErr w:type="spellEnd"/>
-      <w:r>
-        <w:t xml:space="preserve"> inside the kernel will be disabled, like</w:t>
+        <w:t>That means, preemption will be enabled inside the kenel.</w:t>
+      </w:r>
+      <w:r>
+        <w:t xml:space="preserve"> </w:t>
+      </w:r>
+      <w:r>
+        <w:t>If you set this configuration item to 0, then preemption inside the kernel will be disabled, like</w:t>
       </w:r>
       <w:r>
         <w:t xml:space="preserve"> </w:t>
@@ -3678,13 +3352,8 @@
       </w:r>
     </w:p>
     <w:p>
-      <w:proofErr w:type="spellStart"/>
-      <w:r>
-        <w:t>FreeRTOSConfig.h</w:t>
-      </w:r>
-      <w:proofErr w:type="spellEnd"/>
-      <w:r>
-        <w:t xml:space="preserve"> also contains configuration items which are processor</w:t>
+      <w:r>
+        <w:t>FreeRTOSConfig.h also contains configuration items which are processor</w:t>
       </w:r>
       <w:r>
         <w:t xml:space="preserve"> </w:t>
@@ -3695,15 +3364,7 @@
     </w:p>
     <w:p>
       <w:r>
-        <w:t xml:space="preserve">That's why, a </w:t>
-      </w:r>
-      <w:proofErr w:type="spellStart"/>
-      <w:r>
-        <w:t>FreeRTOSConfig.h</w:t>
-      </w:r>
-      <w:proofErr w:type="spellEnd"/>
-      <w:r>
-        <w:t xml:space="preserve"> used for one processor architecture may not be used for the project</w:t>
+        <w:t>That's why, a FreeRTOSConfig.h used for one processor architecture may not be used for the project</w:t>
       </w:r>
       <w:r>
         <w:t xml:space="preserve"> </w:t>
@@ -3739,15 +3400,7 @@
     </w:p>
     <w:p>
       <w:r>
-        <w:t xml:space="preserve">To get the </w:t>
-      </w:r>
-      <w:proofErr w:type="spellStart"/>
-      <w:r>
-        <w:t>FreeRTOSConfig.h</w:t>
-      </w:r>
-      <w:proofErr w:type="spellEnd"/>
-      <w:r>
-        <w:t xml:space="preserve"> for our processor architecture we will go to the demo projects, that came with the FreeRTOS Kernal folder</w:t>
+        <w:t>To get the FreeRTOSConfig.h for our processor architecture we will go to the demo projects, that came with the FreeRTOS Kernal folder</w:t>
       </w:r>
     </w:p>
     <w:p>
@@ -3775,15 +3428,7 @@
         <w:spacing w:after="0" w:line="240" w:lineRule="auto"/>
       </w:pPr>
       <w:r>
-        <w:t xml:space="preserve">Inside this folder you will find the </w:t>
-      </w:r>
-      <w:proofErr w:type="spellStart"/>
-      <w:r>
-        <w:t>FreeRTOSConfig.h</w:t>
-      </w:r>
-      <w:proofErr w:type="spellEnd"/>
-      <w:r>
-        <w:t xml:space="preserve"> header file </w:t>
+        <w:t xml:space="preserve">Inside this folder you will find the FreeRTOSConfig.h header file </w:t>
       </w:r>
       <w:r>
         <w:t xml:space="preserve"> </w:t>
@@ -3836,19 +3481,11 @@
       <w:r>
         <w:t xml:space="preserve">After this you will see a new issue </w:t>
       </w:r>
-      <w:proofErr w:type="spellStart"/>
       <w:r>
         <w:rPr>
           <w:color w:val="EE0000"/>
         </w:rPr>
-        <w:t>SystemCoreClock</w:t>
-      </w:r>
-      <w:proofErr w:type="spellEnd"/>
-      <w:r>
-        <w:rPr>
-          <w:color w:val="EE0000"/>
-        </w:rPr>
-        <w:t xml:space="preserve"> is undeclared</w:t>
+        <w:t>SystemCoreClock is undeclared</w:t>
       </w:r>
     </w:p>
     <w:p>
@@ -3875,48 +3512,46 @@
           <w:sz w:val="26"/>
           <w:szCs w:val="26"/>
         </w:rPr>
-        <w:t xml:space="preserve"> that is </w:t>
-      </w:r>
-      <w:proofErr w:type="spellStart"/>
-      <w:r>
+        <w:t xml:space="preserve"> that is FreeRTOSConfig.h</w:t>
+      </w:r>
+    </w:p>
+    <w:p>
+      <w:pPr>
+        <w:pStyle w:val="transcript--underline-cue---xybz"/>
+        <w:spacing w:before="0" w:beforeAutospacing="0" w:after="0" w:afterAutospacing="0"/>
         <w:rPr>
           <w:rFonts w:asciiTheme="minorHAnsi" w:hAnsiTheme="minorHAnsi"/>
           <w:sz w:val="26"/>
           <w:szCs w:val="26"/>
         </w:rPr>
-        <w:t>FreeRTOSConfig.h</w:t>
-      </w:r>
-      <w:proofErr w:type="spellEnd"/>
+      </w:pPr>
     </w:p>
     <w:p>
       <w:pPr>
         <w:pStyle w:val="transcript--underline-cue---xybz"/>
-        <w:spacing w:before="0" w:beforeAutospacing="0" w:after="0" w:afterAutospacing="0"/>
+        <w:spacing w:after="0"/>
         <w:rPr>
           <w:rFonts w:asciiTheme="minorHAnsi" w:hAnsiTheme="minorHAnsi"/>
           <w:sz w:val="26"/>
           <w:szCs w:val="26"/>
         </w:rPr>
       </w:pPr>
-    </w:p>
-    <w:p>
-      <w:pPr>
-        <w:pStyle w:val="transcript--underline-cue---xybz"/>
-        <w:spacing w:after="0"/>
+      <w:r>
         <w:rPr>
           <w:rFonts w:asciiTheme="minorHAnsi" w:hAnsiTheme="minorHAnsi"/>
           <w:sz w:val="26"/>
           <w:szCs w:val="26"/>
         </w:rPr>
-      </w:pPr>
+        <w:lastRenderedPageBreak/>
+        <w:t xml:space="preserve">To resolve this issue, </w:t>
+      </w:r>
       <w:r>
         <w:rPr>
           <w:rFonts w:asciiTheme="minorHAnsi" w:hAnsiTheme="minorHAnsi"/>
           <w:sz w:val="26"/>
           <w:szCs w:val="26"/>
         </w:rPr>
-        <w:lastRenderedPageBreak/>
-        <w:t xml:space="preserve">To resolve this issue, </w:t>
+        <w:t xml:space="preserve">you have to extern </w:t>
       </w:r>
       <w:r>
         <w:rPr>
@@ -3924,7 +3559,7 @@
           <w:sz w:val="26"/>
           <w:szCs w:val="26"/>
         </w:rPr>
-        <w:t>you</w:t>
+        <w:t>SystemCoreClock</w:t>
       </w:r>
       <w:r>
         <w:rPr>
@@ -3932,83 +3567,23 @@
           <w:sz w:val="26"/>
           <w:szCs w:val="26"/>
         </w:rPr>
-        <w:t xml:space="preserve"> have to extern </w:t>
-      </w:r>
-      <w:proofErr w:type="spellStart"/>
+        <w:t xml:space="preserve"> variable in FreeRTOSConfig.h, that is already done here.</w:t>
+      </w:r>
       <w:r>
         <w:rPr>
           <w:rFonts w:asciiTheme="minorHAnsi" w:hAnsiTheme="minorHAnsi"/>
           <w:sz w:val="26"/>
           <w:szCs w:val="26"/>
         </w:rPr>
-        <w:t>SystemCoreClock</w:t>
-      </w:r>
-      <w:proofErr w:type="spellEnd"/>
+        <w:t xml:space="preserve"> But </w:t>
+      </w:r>
       <w:r>
         <w:rPr>
           <w:rFonts w:asciiTheme="minorHAnsi" w:hAnsiTheme="minorHAnsi"/>
           <w:sz w:val="26"/>
           <w:szCs w:val="26"/>
         </w:rPr>
-        <w:t xml:space="preserve"> </w:t>
-      </w:r>
-      <w:r>
-        <w:rPr>
-          <w:rFonts w:asciiTheme="minorHAnsi" w:hAnsiTheme="minorHAnsi"/>
-          <w:sz w:val="26"/>
-          <w:szCs w:val="26"/>
-        </w:rPr>
-        <w:t>variable</w:t>
-      </w:r>
-      <w:r>
-        <w:rPr>
-          <w:rFonts w:asciiTheme="minorHAnsi" w:hAnsiTheme="minorHAnsi"/>
-          <w:sz w:val="26"/>
-          <w:szCs w:val="26"/>
-        </w:rPr>
-        <w:t xml:space="preserve"> in </w:t>
-      </w:r>
-      <w:proofErr w:type="spellStart"/>
-      <w:r>
-        <w:rPr>
-          <w:rFonts w:asciiTheme="minorHAnsi" w:hAnsiTheme="minorHAnsi"/>
-          <w:sz w:val="26"/>
-          <w:szCs w:val="26"/>
-        </w:rPr>
-        <w:t>FreeRTOSConfig.h</w:t>
-      </w:r>
-      <w:proofErr w:type="spellEnd"/>
-      <w:r>
-        <w:rPr>
-          <w:rFonts w:asciiTheme="minorHAnsi" w:hAnsiTheme="minorHAnsi"/>
-          <w:sz w:val="26"/>
-          <w:szCs w:val="26"/>
-        </w:rPr>
-        <w:t>, that is already done here.</w:t>
-      </w:r>
-      <w:r>
-        <w:rPr>
-          <w:rFonts w:asciiTheme="minorHAnsi" w:hAnsiTheme="minorHAnsi"/>
-          <w:sz w:val="26"/>
-          <w:szCs w:val="26"/>
-        </w:rPr>
-        <w:t xml:space="preserve"> But </w:t>
-      </w:r>
-      <w:r>
-        <w:rPr>
-          <w:rFonts w:asciiTheme="minorHAnsi" w:hAnsiTheme="minorHAnsi"/>
-          <w:sz w:val="26"/>
-          <w:szCs w:val="26"/>
-        </w:rPr>
-        <w:t>it</w:t>
-      </w:r>
-      <w:r>
-        <w:rPr>
-          <w:rFonts w:asciiTheme="minorHAnsi" w:hAnsiTheme="minorHAnsi"/>
-          <w:sz w:val="26"/>
-          <w:szCs w:val="26"/>
-        </w:rPr>
-        <w:t xml:space="preserve"> is compiled out. So, we have to modify this now.</w:t>
+        <w:t>it is compiled out. So, we have to modify this now.</w:t>
       </w:r>
     </w:p>
     <w:p>
@@ -4037,21 +3612,22 @@
           <w:rFonts w:ascii="Courier New" w:hAnsi="Courier New" w:cs="Courier New"/>
         </w:rPr>
         <w:tab/>
-        <w:t>#include &lt;</w:t>
-      </w:r>
-      <w:proofErr w:type="spellStart"/>
-      <w:r>
+        <w:t>#include &lt;stdint.h&gt;</w:t>
+      </w:r>
+    </w:p>
+    <w:p>
+      <w:pPr>
+        <w:spacing w:after="0" w:line="240" w:lineRule="auto"/>
         <w:rPr>
           <w:rFonts w:ascii="Courier New" w:hAnsi="Courier New" w:cs="Courier New"/>
         </w:rPr>
-        <w:t>stdint.h</w:t>
-      </w:r>
-      <w:proofErr w:type="spellEnd"/>
+      </w:pPr>
       <w:r>
         <w:rPr>
           <w:rFonts w:ascii="Courier New" w:hAnsi="Courier New" w:cs="Courier New"/>
         </w:rPr>
-        <w:t>&gt;</w:t>
+        <w:tab/>
+        <w:t>extern uint32_t SystemCoreClock;</w:t>
       </w:r>
     </w:p>
     <w:p>
@@ -4065,22 +3641,92 @@
         <w:rPr>
           <w:rFonts w:ascii="Courier New" w:hAnsi="Courier New" w:cs="Courier New"/>
         </w:rPr>
+        <w:t>#endif</w:t>
+      </w:r>
+    </w:p>
+    <w:p>
+      <w:pPr>
+        <w:spacing w:after="0" w:line="240" w:lineRule="auto"/>
+        <w:rPr>
+          <w:rFonts w:ascii="Courier New" w:hAnsi="Courier New" w:cs="Courier New"/>
+        </w:rPr>
+      </w:pPr>
+    </w:p>
+    <w:p>
+      <w:r>
+        <w:t>Here, they have used</w:t>
+      </w:r>
+      <w:r>
+        <w:t xml:space="preserve"> T</w:t>
+      </w:r>
+      <w:r>
+        <w:t>he IAR cross compiler for Arm. This is a macro to identify IAR workbench's cross compiler for Arm.</w:t>
+      </w:r>
+      <w:r>
+        <w:t xml:space="preserve"> </w:t>
+      </w:r>
+      <w:r>
+        <w:t>In this course, we are not using IAR compiler.</w:t>
+      </w:r>
+    </w:p>
+    <w:p>
+      <w:r>
+        <w:t>We are using GCC compiler, right?</w:t>
+      </w:r>
+    </w:p>
+    <w:p>
+      <w:r>
+        <w:t>That's why, I have to modify this pre-processor directive.</w:t>
+      </w:r>
+      <w:r>
+        <w:t xml:space="preserve"> </w:t>
+      </w:r>
+      <w:r>
+        <w:t>What I'm going to do now, I'm going to make this generic.</w:t>
+      </w:r>
+    </w:p>
+    <w:p>
+      <w:pPr>
+        <w:spacing w:after="0" w:line="240" w:lineRule="auto"/>
+        <w:rPr>
+          <w:rFonts w:ascii="Courier New" w:hAnsi="Courier New" w:cs="Courier New"/>
+        </w:rPr>
+      </w:pPr>
+      <w:r>
+        <w:rPr>
+          <w:rFonts w:ascii="Courier New" w:hAnsi="Courier New" w:cs="Courier New"/>
+        </w:rPr>
+        <w:t>#if defined(__ICCARM__) || defined(__GNUC__) || defined(__CC_ARM)</w:t>
+      </w:r>
+    </w:p>
+    <w:p>
+      <w:pPr>
+        <w:spacing w:after="0" w:line="240" w:lineRule="auto"/>
+        <w:rPr>
+          <w:rFonts w:ascii="Courier New" w:hAnsi="Courier New" w:cs="Courier New"/>
+        </w:rPr>
+      </w:pPr>
+      <w:r>
+        <w:rPr>
+          <w:rFonts w:ascii="Courier New" w:hAnsi="Courier New" w:cs="Courier New"/>
+        </w:rPr>
         <w:tab/>
-        <w:t xml:space="preserve">extern uint32_t </w:t>
-      </w:r>
-      <w:proofErr w:type="spellStart"/>
-      <w:r>
+        <w:t>#include &lt;stdint.h&gt;</w:t>
+      </w:r>
+    </w:p>
+    <w:p>
+      <w:pPr>
+        <w:spacing w:after="0" w:line="240" w:lineRule="auto"/>
         <w:rPr>
           <w:rFonts w:ascii="Courier New" w:hAnsi="Courier New" w:cs="Courier New"/>
         </w:rPr>
-        <w:t>SystemCoreClock</w:t>
-      </w:r>
-      <w:proofErr w:type="spellEnd"/>
+      </w:pPr>
       <w:r>
         <w:rPr>
           <w:rFonts w:ascii="Courier New" w:hAnsi="Courier New" w:cs="Courier New"/>
         </w:rPr>
-        <w:t>;</w:t>
+        <w:tab/>
+        <w:t>extern uint32_t SystemCoreClock;</w:t>
       </w:r>
     </w:p>
     <w:p>
@@ -4098,418 +3744,176 @@
       </w:r>
     </w:p>
     <w:p>
-      <w:pPr>
-        <w:spacing w:after="0" w:line="240" w:lineRule="auto"/>
+      <w:r>
+        <w:br/>
+      </w:r>
+      <w:r>
+        <w:t>Basically, what this statement says is that, enable this code block, if any of these compilers have</w:t>
+      </w:r>
+      <w:r>
+        <w:t xml:space="preserve"> </w:t>
+      </w:r>
+      <w:r>
+        <w:t>been used to compile this project.</w:t>
+      </w:r>
+    </w:p>
+    <w:p>
+      <w:r>
         <w:rPr>
           <w:rFonts w:ascii="Courier New" w:hAnsi="Courier New" w:cs="Courier New"/>
         </w:rPr>
-      </w:pPr>
-    </w:p>
-    <w:p>
-      <w:r>
-        <w:t>Here, they have used</w:t>
-      </w:r>
-      <w:r>
-        <w:t xml:space="preserve"> T</w:t>
-      </w:r>
-      <w:r>
-        <w:t>he IAR cross compiler for Arm. This is a macro to identify IAR workbench's cross compiler for Arm.</w:t>
-      </w:r>
-      <w:r>
-        <w:t xml:space="preserve"> </w:t>
-      </w:r>
-      <w:r>
-        <w:t>In this course, we are not using IAR compiler.</w:t>
-      </w:r>
-    </w:p>
-    <w:p>
-      <w:r>
-        <w:t>We are using GCC compiler, right?</w:t>
-      </w:r>
-    </w:p>
-    <w:p>
-      <w:r>
-        <w:t>That's why, I have to modify this pre-processor directive.</w:t>
-      </w:r>
-      <w:r>
-        <w:t xml:space="preserve"> </w:t>
-      </w:r>
-      <w:r>
-        <w:t>What I'm going to do now, I'm going to make this generic.</w:t>
-      </w:r>
-    </w:p>
-    <w:p>
-      <w:pPr>
-        <w:spacing w:after="0" w:line="240" w:lineRule="auto"/>
+        <w:t>(__ICCARM_</w:t>
+      </w:r>
+      <w:r>
         <w:rPr>
           <w:rFonts w:ascii="Courier New" w:hAnsi="Courier New" w:cs="Courier New"/>
         </w:rPr>
-      </w:pPr>
+        <w:t>_)</w:t>
+      </w:r>
+      <w:r>
+        <w:t xml:space="preserve"> this</w:t>
+      </w:r>
+      <w:r>
+        <w:t xml:space="preserve"> macro identifies the IIR compiler,</w:t>
+      </w:r>
+      <w:r>
+        <w:br/>
+      </w:r>
       <w:r>
         <w:rPr>
           <w:rFonts w:ascii="Courier New" w:hAnsi="Courier New" w:cs="Courier New"/>
         </w:rPr>
-        <w:t>#</w:t>
-      </w:r>
-      <w:proofErr w:type="gramStart"/>
+        <w:t>(__GNUC_</w:t>
+      </w:r>
       <w:r>
         <w:rPr>
           <w:rFonts w:ascii="Courier New" w:hAnsi="Courier New" w:cs="Courier New"/>
         </w:rPr>
-        <w:t>if</w:t>
-      </w:r>
-      <w:proofErr w:type="gramEnd"/>
+        <w:t>_)</w:t>
+      </w:r>
+      <w:r>
+        <w:t xml:space="preserve"> this</w:t>
+      </w:r>
+      <w:r>
+        <w:t xml:space="preserve"> is for GNUC Compiler,</w:t>
+      </w:r>
+      <w:r>
+        <w:br/>
+      </w:r>
+      <w:r>
+        <w:t>and this is for</w:t>
+      </w:r>
       <w:r>
         <w:rPr>
           <w:rFonts w:ascii="Courier New" w:hAnsi="Courier New" w:cs="Courier New"/>
         </w:rPr>
-        <w:t xml:space="preserve"> defined(__ICCARM__) || defined(__GNUC__) || defined(__CC_ARM)</w:t>
-      </w:r>
-    </w:p>
-    <w:p>
-      <w:pPr>
-        <w:spacing w:after="0" w:line="240" w:lineRule="auto"/>
+        <w:t>(__CC_</w:t>
+      </w:r>
+      <w:r>
         <w:rPr>
           <w:rFonts w:ascii="Courier New" w:hAnsi="Courier New" w:cs="Courier New"/>
         </w:rPr>
-      </w:pPr>
-      <w:r>
-        <w:rPr>
-          <w:rFonts w:ascii="Courier New" w:hAnsi="Courier New" w:cs="Courier New"/>
-        </w:rPr>
-        <w:tab/>
-        <w:t>#include &lt;</w:t>
-      </w:r>
-      <w:proofErr w:type="spellStart"/>
-      <w:r>
-        <w:rPr>
-          <w:rFonts w:ascii="Courier New" w:hAnsi="Courier New" w:cs="Courier New"/>
-        </w:rPr>
-        <w:t>stdint.h</w:t>
-      </w:r>
-      <w:proofErr w:type="spellEnd"/>
-      <w:r>
-        <w:rPr>
-          <w:rFonts w:ascii="Courier New" w:hAnsi="Courier New" w:cs="Courier New"/>
-        </w:rPr>
-        <w:t>&gt;</w:t>
-      </w:r>
-    </w:p>
-    <w:p>
-      <w:pPr>
-        <w:spacing w:after="0" w:line="240" w:lineRule="auto"/>
-        <w:rPr>
-          <w:rFonts w:ascii="Courier New" w:hAnsi="Courier New" w:cs="Courier New"/>
-        </w:rPr>
-      </w:pPr>
-      <w:r>
-        <w:rPr>
-          <w:rFonts w:ascii="Courier New" w:hAnsi="Courier New" w:cs="Courier New"/>
-        </w:rPr>
-        <w:tab/>
-        <w:t xml:space="preserve">extern uint32_t </w:t>
-      </w:r>
-      <w:proofErr w:type="spellStart"/>
-      <w:r>
-        <w:rPr>
-          <w:rFonts w:ascii="Courier New" w:hAnsi="Courier New" w:cs="Courier New"/>
-        </w:rPr>
-        <w:t>SystemCoreClock</w:t>
-      </w:r>
-      <w:proofErr w:type="spellEnd"/>
-      <w:r>
-        <w:rPr>
-          <w:rFonts w:ascii="Courier New" w:hAnsi="Courier New" w:cs="Courier New"/>
-        </w:rPr>
-        <w:t>;</w:t>
-      </w:r>
-    </w:p>
-    <w:p>
-      <w:pPr>
-        <w:spacing w:after="0" w:line="240" w:lineRule="auto"/>
-        <w:rPr>
-          <w:rFonts w:ascii="Courier New" w:hAnsi="Courier New" w:cs="Courier New"/>
-        </w:rPr>
-      </w:pPr>
-      <w:r>
-        <w:rPr>
-          <w:rFonts w:ascii="Courier New" w:hAnsi="Courier New" w:cs="Courier New"/>
-        </w:rPr>
-        <w:t>#endif</w:t>
-      </w:r>
-    </w:p>
-    <w:p>
+        <w:t>ARM)</w:t>
+      </w:r>
+      <w:r>
+        <w:t xml:space="preserve"> the</w:t>
+      </w:r>
+      <w:r>
+        <w:t xml:space="preserve"> ARMs native compiler.</w:t>
+      </w:r>
+    </w:p>
+    <w:p>
+      <w:r>
+        <w:t>Ok let’s compile, So, the SystemCoreClock issue is resolved and now we have a new issue.</w:t>
+      </w:r>
+    </w:p>
+    <w:p>
+      <w:r>
+        <w:t>Basically, the error is coming from the port code.</w:t>
+      </w:r>
       <w:r>
         <w:br/>
       </w:r>
       <w:r>
-        <w:t>Basically, what this statement says is that, enable this code block, if any of these compilers have</w:t>
-      </w:r>
-      <w:r>
-        <w:t xml:space="preserve"> </w:t>
-      </w:r>
-      <w:r>
-        <w:t>been used to compile this project.</w:t>
-      </w:r>
-    </w:p>
-    <w:p>
-      <w:r>
-        <w:rPr>
-          <w:rFonts w:ascii="Courier New" w:hAnsi="Courier New" w:cs="Courier New"/>
-        </w:rPr>
-        <w:t>(__ICCARM_</w:t>
-      </w:r>
-      <w:r>
-        <w:rPr>
-          <w:rFonts w:ascii="Courier New" w:hAnsi="Courier New" w:cs="Courier New"/>
-        </w:rPr>
-        <w:t>_)</w:t>
-      </w:r>
-      <w:r>
-        <w:t xml:space="preserve"> this</w:t>
-      </w:r>
-      <w:r>
-        <w:t xml:space="preserve"> macro identifies the IIR compiler,</w:t>
+        <w:t>That is architecture level code.</w:t>
       </w:r>
       <w:r>
         <w:br/>
       </w:r>
       <w:r>
-        <w:rPr>
-          <w:rFonts w:ascii="Courier New" w:hAnsi="Courier New" w:cs="Courier New"/>
-        </w:rPr>
-        <w:t>(__GNUC_</w:t>
-      </w:r>
-      <w:r>
-        <w:rPr>
-          <w:rFonts w:ascii="Courier New" w:hAnsi="Courier New" w:cs="Courier New"/>
-        </w:rPr>
-        <w:t>_)</w:t>
-      </w:r>
-      <w:r>
-        <w:t xml:space="preserve"> this</w:t>
-      </w:r>
-      <w:r>
-        <w:t xml:space="preserve"> is for GNUC Compiler,</w:t>
+        <w:t>That is port.c, which is there in ARM_CM4F folder.</w:t>
       </w:r>
       <w:r>
         <w:br/>
       </w:r>
       <w:r>
-        <w:t>and this is for</w:t>
-      </w:r>
-      <w:r>
-        <w:rPr>
-          <w:rFonts w:ascii="Courier New" w:hAnsi="Courier New" w:cs="Courier New"/>
-        </w:rPr>
-        <w:t>(__CC_</w:t>
-      </w:r>
-      <w:r>
-        <w:rPr>
-          <w:rFonts w:ascii="Courier New" w:hAnsi="Courier New" w:cs="Courier New"/>
-        </w:rPr>
-        <w:t>ARM)</w:t>
-      </w:r>
-      <w:r>
-        <w:t xml:space="preserve"> the</w:t>
-      </w:r>
-      <w:r>
-        <w:t xml:space="preserve"> ARMs native compiler.</w:t>
-      </w:r>
-    </w:p>
-    <w:p>
-      <w:r>
-        <w:t xml:space="preserve">Ok let’s compile, So, the </w:t>
-      </w:r>
-      <w:proofErr w:type="spellStart"/>
-      <w:r>
-        <w:t>SystemCoreClock</w:t>
-      </w:r>
-      <w:proofErr w:type="spellEnd"/>
-      <w:r>
-        <w:t xml:space="preserve"> issue is resolved and now we have a new issue.</w:t>
-      </w:r>
-    </w:p>
-    <w:p>
-      <w:r>
-        <w:t>Basically, the error is coming from the port code.</w:t>
+        <w:t xml:space="preserve">What it says is, </w:t>
+      </w:r>
+      <w:r>
+        <w:rPr>
+          <w:color w:val="EE0000"/>
+        </w:rPr>
+        <w:t>multiple redefinition or multiple definition of some handlers</w:t>
+      </w:r>
+      <w:r>
+        <w:t xml:space="preserve">. </w:t>
       </w:r>
       <w:r>
         <w:br/>
       </w:r>
       <w:r>
-        <w:t>That is architecture level code.</w:t>
+        <w:t>If you remember from</w:t>
+      </w:r>
+      <w:r>
+        <w:t xml:space="preserve"> </w:t>
+      </w:r>
+      <w:r>
+        <w:t>our arm cortex processor specific course, that there are exceptions in the ARM Cortex Mx processor like</w:t>
+      </w:r>
+      <w:r>
+        <w:t xml:space="preserve"> </w:t>
+      </w:r>
+      <w:r>
+        <w:t>SVC exception, PendSV exception, and SysTick timer exception.</w:t>
       </w:r>
       <w:r>
         <w:br/>
       </w:r>
       <w:r>
-        <w:t xml:space="preserve">That is </w:t>
-      </w:r>
-      <w:proofErr w:type="spellStart"/>
-      <w:r>
-        <w:t>port.c</w:t>
-      </w:r>
-      <w:proofErr w:type="spellEnd"/>
-      <w:r>
-        <w:t>, which is there in ARM_CM4F folder.</w:t>
+        <w:t>These are some of the exceptions of the Arm Cortex Mx processor.</w:t>
       </w:r>
       <w:r>
         <w:br/>
       </w:r>
       <w:r>
-        <w:t xml:space="preserve">What it says is, </w:t>
-      </w:r>
-      <w:r>
-        <w:rPr>
-          <w:color w:val="EE0000"/>
-        </w:rPr>
-        <w:t>multiple redefinition or multiple definition of some handlers</w:t>
-      </w:r>
-      <w:r>
-        <w:t xml:space="preserve">. </w:t>
+        <w:t>And to handle those exceptions we write SVC_Handler, PendSV_Handler, and SysTick timer handler.</w:t>
+      </w:r>
+      <w:r>
+        <w:t xml:space="preserve"> </w:t>
       </w:r>
       <w:r>
         <w:br/>
       </w:r>
       <w:r>
-        <w:t>If you remember from</w:t>
-      </w:r>
-      <w:r>
-        <w:t xml:space="preserve"> </w:t>
-      </w:r>
-      <w:r>
-        <w:t>our arm cortex processor specific course, that there are exceptions in the ARM Cortex Mx processor like</w:t>
-      </w:r>
-      <w:r>
-        <w:t xml:space="preserve"> </w:t>
-      </w:r>
-      <w:r>
-        <w:t xml:space="preserve">SVC exception, </w:t>
-      </w:r>
-      <w:proofErr w:type="spellStart"/>
-      <w:r>
-        <w:t>PendSV</w:t>
-      </w:r>
-      <w:proofErr w:type="spellEnd"/>
-      <w:r>
-        <w:t xml:space="preserve"> exception, and </w:t>
-      </w:r>
-      <w:proofErr w:type="spellStart"/>
-      <w:r>
-        <w:t>SysTick</w:t>
-      </w:r>
-      <w:proofErr w:type="spellEnd"/>
-      <w:r>
-        <w:t xml:space="preserve"> timer exception.</w:t>
+        <w:t>And these exception handlers are used to support FreeRTOS at the architecture level.</w:t>
       </w:r>
       <w:r>
         <w:br/>
       </w:r>
       <w:r>
-        <w:t xml:space="preserve">These are some of the exceptions of the Arm Cortex Mx </w:t>
-      </w:r>
-      <w:proofErr w:type="spellStart"/>
-      <w:r>
-        <w:t>processor.</w:t>
-      </w:r>
-      <w:proofErr w:type="spellEnd"/>
+        <w:t>For example, the PendSV_Hander is used to implement the FreeRTOS scheduler.</w:t>
+      </w:r>
       <w:r>
         <w:br/>
       </w:r>
       <w:r>
-        <w:t xml:space="preserve">And to handle those exceptions we write </w:t>
-      </w:r>
-      <w:proofErr w:type="spellStart"/>
-      <w:r>
-        <w:t>SVC_Handler</w:t>
-      </w:r>
-      <w:proofErr w:type="spellEnd"/>
-      <w:r>
-        <w:t xml:space="preserve">, </w:t>
-      </w:r>
-      <w:proofErr w:type="spellStart"/>
-      <w:r>
-        <w:t>PendSV_Handler</w:t>
-      </w:r>
-      <w:proofErr w:type="spellEnd"/>
-      <w:r>
-        <w:t xml:space="preserve">, and </w:t>
-      </w:r>
-      <w:proofErr w:type="spellStart"/>
-      <w:r>
-        <w:t>SysTick</w:t>
-      </w:r>
-      <w:proofErr w:type="spellEnd"/>
-      <w:r>
-        <w:t xml:space="preserve"> timer handler.</w:t>
-      </w:r>
-      <w:r>
-        <w:t xml:space="preserve"> </w:t>
-      </w:r>
-      <w:r>
-        <w:br/>
-      </w:r>
-      <w:r>
-        <w:t>And these exception handlers are used to support FreeRTOS at the architecture level.</w:t>
-      </w:r>
-      <w:r>
-        <w:br/>
-      </w:r>
-      <w:r>
-        <w:t xml:space="preserve">For example, the </w:t>
-      </w:r>
-      <w:proofErr w:type="spellStart"/>
-      <w:r>
-        <w:t>PendSV_Hander</w:t>
-      </w:r>
-      <w:proofErr w:type="spellEnd"/>
-      <w:r>
-        <w:t xml:space="preserve"> is used to implement the FreeRTOS scheduler.</w:t>
-      </w:r>
-      <w:r>
-        <w:br/>
-      </w:r>
-      <w:r>
-        <w:t xml:space="preserve">And the </w:t>
-      </w:r>
-      <w:proofErr w:type="spellStart"/>
-      <w:r>
-        <w:t>SysTick_Handler</w:t>
-      </w:r>
-      <w:proofErr w:type="spellEnd"/>
-      <w:r>
-        <w:t xml:space="preserve"> is used to launch the scheduler at given intervals. </w:t>
-      </w:r>
-      <w:proofErr w:type="gramStart"/>
-      <w:r>
-        <w:t>Basically</w:t>
-      </w:r>
-      <w:proofErr w:type="gramEnd"/>
-      <w:r>
-        <w:t xml:space="preserve"> the </w:t>
-      </w:r>
-      <w:proofErr w:type="spellStart"/>
-      <w:r>
-        <w:t>SysTick</w:t>
-      </w:r>
-      <w:proofErr w:type="spellEnd"/>
-      <w:r>
-        <w:t xml:space="preserve"> timer</w:t>
-      </w:r>
-      <w:r>
-        <w:t xml:space="preserve"> </w:t>
-      </w:r>
-      <w:r>
-        <w:t xml:space="preserve">of the processor is configured to generate </w:t>
-      </w:r>
-      <w:proofErr w:type="spellStart"/>
-      <w:r>
-        <w:t>SysTick</w:t>
-      </w:r>
-      <w:proofErr w:type="spellEnd"/>
-      <w:r>
-        <w:t xml:space="preserve"> interrupts, which is used to launch the scheduler at</w:t>
+        <w:t>And the SysTick_Handler is used to launch the scheduler at given intervals. Basically the SysTick timer</w:t>
+      </w:r>
+      <w:r>
+        <w:t xml:space="preserve"> </w:t>
+      </w:r>
+      <w:r>
+        <w:t>of the processor is configured to generate SysTick interrupts, which is used to launch the scheduler at</w:t>
       </w:r>
       <w:r>
         <w:t xml:space="preserve"> </w:t>
@@ -4526,26 +3930,13 @@
     <w:p>
       <w:r>
         <w:lastRenderedPageBreak/>
-        <w:t xml:space="preserve">The </w:t>
-      </w:r>
-      <w:proofErr w:type="spellStart"/>
-      <w:r>
-        <w:t>port.c</w:t>
-      </w:r>
-      <w:proofErr w:type="spellEnd"/>
-      <w:r>
-        <w:t xml:space="preserve"> </w:t>
-      </w:r>
-      <w:r>
-        <w:t xml:space="preserve">already has definition for these </w:t>
-      </w:r>
-      <w:proofErr w:type="gramStart"/>
-      <w:r>
-        <w:t>hander's</w:t>
-      </w:r>
-      <w:proofErr w:type="gramEnd"/>
-      <w:r>
-        <w:t>.</w:t>
+        <w:t>The port.c</w:t>
+      </w:r>
+      <w:r>
+        <w:t xml:space="preserve"> </w:t>
+      </w:r>
+      <w:r>
+        <w:t>already has definition for these hander's.</w:t>
       </w:r>
     </w:p>
     <w:p>
@@ -4585,7 +3976,6 @@
       <w:r>
         <w:t xml:space="preserve">But these handlers already been implemented in </w:t>
       </w:r>
-      <w:proofErr w:type="spellStart"/>
       <w:r>
         <w:rPr>
           <w:b/>
@@ -4593,7 +3983,6 @@
         </w:rPr>
         <w:t>port.c</w:t>
       </w:r>
-      <w:proofErr w:type="spellEnd"/>
     </w:p>
     <w:p>
       <w:r>
@@ -4645,28 +4034,28 @@
       <w:r>
         <w:br/>
       </w:r>
-      <w:proofErr w:type="spellStart"/>
       <w:r>
         <w:rPr>
           <w:i/>
           <w:iCs/>
         </w:rPr>
-        <w:t>P</w:t>
+        <w:t>Pendable request for system service</w:t>
       </w:r>
       <w:r>
         <w:rPr>
           <w:i/>
           <w:iCs/>
         </w:rPr>
-        <w:t>endable</w:t>
-      </w:r>
-      <w:proofErr w:type="spellEnd"/>
+        <w:br/>
+        <w:t>Time base: System tick timer</w:t>
+      </w:r>
       <w:r>
         <w:rPr>
           <w:i/>
           <w:iCs/>
         </w:rPr>
-        <w:t xml:space="preserve"> request for system service</w:t>
+        <w:br/>
+        <w:t>System service call via SWI instruction</w:t>
       </w:r>
       <w:r>
         <w:rPr>
@@ -4677,41 +4066,8 @@
       </w:r>
       <w:r>
         <w:rPr>
-          <w:i/>
-          <w:iCs/>
-        </w:rPr>
-        <w:t xml:space="preserve">Time </w:t>
-      </w:r>
-      <w:r>
-        <w:rPr>
-          <w:i/>
-          <w:iCs/>
-        </w:rPr>
-        <w:t>base:</w:t>
-      </w:r>
-      <w:r>
-        <w:rPr>
-          <w:i/>
-          <w:iCs/>
-        </w:rPr>
-        <w:t xml:space="preserve"> System tick timer</w:t>
-      </w:r>
-      <w:r>
-        <w:rPr>
-          <w:i/>
-          <w:iCs/>
-        </w:rPr>
-        <w:br/>
-        <w:t>System service call via SWI instruction</w:t>
-      </w:r>
-      <w:r>
-        <w:rPr>
-          <w:i/>
-          <w:iCs/>
-        </w:rPr>
-        <w:br/>
-      </w:r>
-      <w:r>
+          <w:noProof/>
+        </w:rPr>
         <w:drawing>
           <wp:inline distT="0" distB="0" distL="0" distR="0" wp14:anchorId="33DFB3FE" wp14:editId="5BC18430">
             <wp:extent cx="6645910" cy="3530600"/>
@@ -4771,21 +4127,7 @@
         <w:rPr>
           <w:color w:val="EE0000"/>
         </w:rPr>
-        <w:t>undefined reference to `</w:t>
-      </w:r>
-      <w:proofErr w:type="spellStart"/>
-      <w:r>
-        <w:rPr>
-          <w:color w:val="EE0000"/>
-        </w:rPr>
-        <w:t>vApplicationTickHook</w:t>
-      </w:r>
-      <w:proofErr w:type="spellEnd"/>
-      <w:r>
-        <w:rPr>
-          <w:color w:val="EE0000"/>
-        </w:rPr>
-        <w:t>'</w:t>
+        <w:t>undefined reference to `vApplicationTickHook'</w:t>
       </w:r>
     </w:p>
     <w:p>
@@ -4795,13 +4137,8 @@
     </w:p>
     <w:p>
       <w:r>
-        <w:t xml:space="preserve">Open </w:t>
-      </w:r>
-      <w:proofErr w:type="spellStart"/>
-      <w:r>
-        <w:t>FreeRTOSConfig.h</w:t>
-      </w:r>
-      <w:proofErr w:type="spellEnd"/>
+        <w:t>Open FreeRTOSConfig.h</w:t>
+      </w:r>
     </w:p>
     <w:p>
       <w:r>
@@ -4814,35 +4151,25 @@
           <w:rFonts w:ascii="Courier New" w:hAnsi="Courier New" w:cs="Courier New"/>
         </w:rPr>
       </w:pPr>
-      <w:proofErr w:type="spellStart"/>
       <w:r>
         <w:rPr>
           <w:rFonts w:ascii="Courier New" w:hAnsi="Courier New" w:cs="Courier New"/>
         </w:rPr>
         <w:t>configUSE_TICK_HOOK</w:t>
       </w:r>
-      <w:proofErr w:type="spellEnd"/>
       <w:r>
         <w:rPr>
           <w:rFonts w:ascii="Courier New" w:hAnsi="Courier New" w:cs="Courier New"/>
         </w:rPr>
         <w:br/>
-      </w:r>
-      <w:proofErr w:type="spellStart"/>
+        <w:t>configUSE_MALLOC_FAILED_HOOK</w:t>
+      </w:r>
       <w:r>
         <w:rPr>
           <w:rFonts w:ascii="Courier New" w:hAnsi="Courier New" w:cs="Courier New"/>
         </w:rPr>
-        <w:t>configUSE_MALLOC_FAILED_HOOK</w:t>
-      </w:r>
-      <w:proofErr w:type="spellEnd"/>
-      <w:r>
-        <w:rPr>
-          <w:rFonts w:ascii="Courier New" w:hAnsi="Courier New" w:cs="Courier New"/>
-        </w:rPr>
         <w:br/>
       </w:r>
-      <w:proofErr w:type="spellStart"/>
       <w:r>
         <w:rPr>
           <w:rFonts w:ascii="Courier New" w:hAnsi="Courier New" w:cs="Courier New"/>
@@ -4850,7 +4177,6 @@
         <w:lastRenderedPageBreak/>
         <w:t>configCHECK_FOR_STACK_OVERFLOW</w:t>
       </w:r>
-      <w:proofErr w:type="spellEnd"/>
       <w:r>
         <w:rPr>
           <w:rFonts w:ascii="Courier New" w:hAnsi="Courier New" w:cs="Courier New"/>
@@ -4910,33 +4236,12 @@
       </w:r>
     </w:p>
     <w:p>
-      <w:proofErr w:type="gramStart"/>
-      <w:r>
-        <w:t>So</w:t>
-      </w:r>
-      <w:proofErr w:type="gramEnd"/>
-      <w:r>
-        <w:t xml:space="preserve"> the problem what we have now.</w:t>
+      <w:r>
+        <w:t>So the problem what we have now.</w:t>
       </w:r>
       <w:r>
         <w:br/>
-        <w:t xml:space="preserve">The FreeRTOS by default uses the </w:t>
-      </w:r>
-      <w:proofErr w:type="spellStart"/>
-      <w:r>
-        <w:t>Systick</w:t>
-      </w:r>
-      <w:proofErr w:type="spellEnd"/>
-      <w:r>
-        <w:t xml:space="preserve"> for its own purpose and the STM HAL layer also uses </w:t>
-      </w:r>
-      <w:proofErr w:type="spellStart"/>
-      <w:r>
-        <w:t>Systick</w:t>
-      </w:r>
-      <w:proofErr w:type="spellEnd"/>
-      <w:r>
-        <w:t xml:space="preserve"> for its own purpose.</w:t>
+        <w:t>The FreeRTOS by default uses the Systick for its own purpose and the STM HAL layer also uses Systick for its own purpose.</w:t>
       </w:r>
       <w:r>
         <w:br/>
@@ -4967,15 +4272,7 @@
         <w:t>Open the Device Configuration Tool</w:t>
       </w:r>
       <w:r>
-        <w:t xml:space="preserve">, here </w:t>
-      </w:r>
-      <w:proofErr w:type="spellStart"/>
-      <w:r>
-        <w:t>goto</w:t>
-      </w:r>
-      <w:proofErr w:type="spellEnd"/>
-      <w:r>
-        <w:t xml:space="preserve"> System Core </w:t>
+        <w:t xml:space="preserve">, here goto System Core </w:t>
       </w:r>
       <w:r>
         <w:sym w:font="Wingdings" w:char="F0E0"/>
@@ -4991,23 +4288,7 @@
         </w:tabs>
       </w:pPr>
       <w:r>
-        <w:t xml:space="preserve">And there you can see the </w:t>
-      </w:r>
-      <w:proofErr w:type="spellStart"/>
-      <w:r>
-        <w:t>TimeBased</w:t>
-      </w:r>
-      <w:proofErr w:type="spellEnd"/>
-      <w:r>
-        <w:t xml:space="preserve"> Source by default it will be </w:t>
-      </w:r>
-      <w:proofErr w:type="spellStart"/>
-      <w:r>
-        <w:t>SysTick</w:t>
-      </w:r>
-      <w:proofErr w:type="spellEnd"/>
-      <w:r>
-        <w:t xml:space="preserve"> you change it to TIM6.</w:t>
+        <w:t>And there you can see the TimeBased Source by default it will be SysTick you change it to TIM6.</w:t>
       </w:r>
     </w:p>
     <w:p>
@@ -5017,20 +4298,15 @@
         </w:tabs>
       </w:pPr>
       <w:r>
-        <w:t xml:space="preserve">And in this </w:t>
-      </w:r>
-      <w:proofErr w:type="gramStart"/>
-      <w:r>
-        <w:t>window</w:t>
-      </w:r>
-      <w:proofErr w:type="gramEnd"/>
-      <w:r>
-        <w:t xml:space="preserve"> itself you can also see Debug, if you want to use the Serial monitor for debugging purpose that change it to Serial Wire.</w:t>
+        <w:t>And in this window itself you can also see Debug, if you want to use the Serial monitor for debugging purpose that change it to Serial Wire.</w:t>
       </w:r>
       <w:r>
         <w:br/>
       </w:r>
       <w:r>
+        <w:rPr>
+          <w:noProof/>
+        </w:rPr>
         <w:drawing>
           <wp:inline distT="0" distB="0" distL="0" distR="0" wp14:anchorId="28E067AE" wp14:editId="65AC1ACD">
             <wp:extent cx="6645910" cy="3530600"/>
@@ -5070,16 +4346,14 @@
     </w:p>
     <w:p>
       <w:r>
-        <w:t xml:space="preserve">After that go to NVIC and change the Priority Group to: 4 bits for pre-emption priority 0 bits for </w:t>
-      </w:r>
-      <w:proofErr w:type="spellStart"/>
-      <w:r>
-        <w:t>subpriority</w:t>
-      </w:r>
-      <w:proofErr w:type="spellEnd"/>
-    </w:p>
-    <w:p>
-      <w:r>
+        <w:t>After that go to NVIC and change the Priority Group to: 4 bits for pre-emption priority 0 bits for subpriority</w:t>
+      </w:r>
+    </w:p>
+    <w:p>
+      <w:r>
+        <w:rPr>
+          <w:noProof/>
+        </w:rPr>
         <w:lastRenderedPageBreak/>
         <w:drawing>
           <wp:inline distT="0" distB="0" distL="0" distR="0" wp14:anchorId="067AEBE0" wp14:editId="4F1EE2D1">
@@ -5125,15 +4399,7 @@
     </w:p>
     <w:p>
       <w:r>
-        <w:t xml:space="preserve">After generation the code in </w:t>
-      </w:r>
-      <w:proofErr w:type="spellStart"/>
-      <w:r>
-        <w:t>Src</w:t>
-      </w:r>
-      <w:proofErr w:type="spellEnd"/>
-      <w:r>
-        <w:t xml:space="preserve"> you can is that there is a new file generate called </w:t>
+        <w:t xml:space="preserve">After generation the code in Src you can is that there is a new file generate called </w:t>
       </w:r>
       <w:r>
         <w:rPr>
@@ -5185,19 +4451,9 @@
       <w:r>
         <w:t xml:space="preserve">To add FreeRTOS Kernal to any project, open the project </w:t>
       </w:r>
-      <w:proofErr w:type="spellStart"/>
-      <w:r>
-        <w:t>ioc</w:t>
-      </w:r>
-      <w:proofErr w:type="spellEnd"/>
-      <w:r>
-        <w:t xml:space="preserve"> file then </w:t>
-      </w:r>
-      <w:proofErr w:type="spellStart"/>
-      <w:r>
-        <w:t>goto</w:t>
-      </w:r>
-      <w:proofErr w:type="spellEnd"/>
+      <w:r>
+        <w:t>ioc file then goto</w:t>
+      </w:r>
     </w:p>
     <w:p>
       <w:r>
@@ -5244,15 +4500,7 @@
     </w:p>
     <w:p>
       <w:r>
-        <w:t xml:space="preserve">Make sure to chang the time-source for the HAL layer and enable the </w:t>
-      </w:r>
-      <w:proofErr w:type="spellStart"/>
-      <w:r>
-        <w:t>newlib</w:t>
-      </w:r>
-      <w:proofErr w:type="spellEnd"/>
-      <w:r>
-        <w:t xml:space="preserve"> before generating the code.</w:t>
+        <w:t>Make sure to chang the time-source for the HAL layer and enable the newlib before generating the code.</w:t>
       </w:r>
     </w:p>
     <w:p>
@@ -6928,6 +6176,7 @@
   <w:style w:type="character" w:default="1" w:styleId="DefaultParagraphFont">
     <w:name w:val="Default Paragraph Font"/>
     <w:uiPriority w:val="1"/>
+    <w:semiHidden/>
     <w:unhideWhenUsed/>
   </w:style>
   <w:style w:type="table" w:default="1" w:styleId="TableNormal">
